--- a/assets/cv/Juwen_Lie_CV_RnD_Mechanical.docx
+++ b/assets/cv/Juwen_Lie_CV_RnD_Mechanical.docx
@@ -24,7 +24,7 @@
         <w:rPr>
           <w:sz w:val="19"/>
         </w:rPr>
-        <w:t>Batam, Indonesia  |  +62 813-6419-3579  |  juwen12006@gmail.com</w:t>
+        <w:t>Batam, Indonesia  |  juwen12006@gmail.com</w:t>
       </w:r>
     </w:p>
     <w:p>
@@ -56,7 +56,7 @@
     </w:p>
     <w:p>
       <w:r>
-        <w:t>Mechanical R&amp;D engineer for consumer electronics (IP cameras, CCTV, Wi-Fi) with an aerospace engineering background. Owns mechanical DVT and NPI from EVT to mass production, leads root-cause analysis and tolerance/DOE studies, and designs in SolidWorks. Strengths: reliability, injection-moulded and metal part design, supplier-part approval and QSA/QPA/ISO 9001.</w:t>
+        <w:t>Mechanical R&amp;D engineer for consumer electronics (IP cameras, CCTV, Wi-Fi) with an aerospace engineering background. Owns mechanical DVT and NPI from EVT to mass production, leads root-cause analysis and tolerance/DOE studies, and designs in SolidWorks — with strong part-approval and supplier-quality experience.</w:t>
       </w:r>
     </w:p>
     <w:p>
